--- a/downloads/teacher/05 Materials/Unit 06/Handouts/Handout 06.18 - Food Systems Careers Cards.docx
+++ b/downloads/teacher/05 Materials/Unit 06/Handouts/Handout 06.18 - Food Systems Careers Cards.docx
@@ -51,22 +51,7 @@
         <w:pStyle w:val="BodyText"/>
       </w:pPr>
       <w:r>
-        <w:t xml:space="preserve">All pay ranges are marked</w:t>
-      </w:r>
-      <w:r>
-        <w:t xml:space="preserve"> </w:t>
-      </w:r>
-      <w:r>
-        <w:rPr>
-          <w:b/>
-        </w:rPr>
-        <w:t xml:space="preserve">[update]</w:t>
-      </w:r>
-      <w:r>
-        <w:t xml:space="preserve"> </w:t>
-      </w:r>
-      <w:r>
-        <w:t xml:space="preserve">and should be filled from the U.S. Bureau of Labor Statistics Occupational Outlook Handbook (bls.gov/ooh) and New York State Department of Labor wage data for the Long Island region.</w:t>
+        <w:t xml:space="preserve">All pay ranges are to be refreshed before teaching and should be filled from the U.S. Bureau of Labor Statistics Occupational Outlook Handbook (bls.gov/ooh) and New York State Department of Labor wage data for the Long Island region.</w:t>
       </w:r>
     </w:p>
     <w:p>
@@ -161,15 +146,6 @@
         <w:t xml:space="preserve"> </w:t>
       </w:r>
       <w:r>
-        <w:rPr>
-          <w:rStyle w:val="TeacherNote"/>
-        </w:rPr>
-        <w:t xml:space="preserve">[update]</w:t>
-      </w:r>
-      <w:r>
-        <w:t xml:space="preserve"> </w:t>
-      </w:r>
-      <w:r>
         <w:t xml:space="preserve">Highly variable; depends on the crop, the acreage, and the weather.</w:t>
       </w:r>
       <w:r>
@@ -257,15 +233,6 @@
         <w:t xml:space="preserve"> </w:t>
       </w:r>
       <w:r>
-        <w:rPr>
-          <w:rStyle w:val="TeacherNote"/>
-        </w:rPr>
-        <w:t xml:space="preserve">[update]</w:t>
-      </w:r>
-      <w:r>
-        <w:t xml:space="preserve"> </w:t>
-      </w:r>
-      <w:r>
         <w:t xml:space="preserve">One of the higher-paying jobs in the chain.</w:t>
       </w:r>
       <w:r>
@@ -353,15 +320,6 @@
         <w:t xml:space="preserve"> </w:t>
       </w:r>
       <w:r>
-        <w:rPr>
-          <w:rStyle w:val="TeacherNote"/>
-        </w:rPr>
-        <w:t xml:space="preserve">[update]</w:t>
-      </w:r>
-      <w:r>
-        <w:t xml:space="preserve"> </w:t>
-      </w:r>
-      <w:r>
         <w:t xml:space="preserve">A government salary with benefits and a pension.</w:t>
       </w:r>
       <w:r>
@@ -449,15 +407,6 @@
         <w:t xml:space="preserve"> </w:t>
       </w:r>
       <w:r>
-        <w:rPr>
-          <w:rStyle w:val="TeacherNote"/>
-        </w:rPr>
-        <w:t xml:space="preserve">[update]</w:t>
-      </w:r>
-      <w:r>
-        <w:t xml:space="preserve"> </w:t>
-      </w:r>
-      <w:r>
         <w:t xml:space="preserve">Often includes shift differential for nights.</w:t>
       </w:r>
       <w:r>
@@ -545,15 +494,6 @@
         <w:t xml:space="preserve"> </w:t>
       </w:r>
       <w:r>
-        <w:rPr>
-          <w:rStyle w:val="TeacherNote"/>
-        </w:rPr>
-        <w:t xml:space="preserve">[update]</w:t>
-      </w:r>
-      <w:r>
-        <w:t xml:space="preserve"> </w:t>
-      </w:r>
-      <w:r>
         <w:t xml:space="preserve">Solid, with room to grow into a management salary.</w:t>
       </w:r>
       <w:r>
@@ -641,15 +581,6 @@
         <w:t xml:space="preserve"> </w:t>
       </w:r>
       <w:r>
-        <w:rPr>
-          <w:rStyle w:val="TeacherNote"/>
-        </w:rPr>
-        <w:t xml:space="preserve">[update]</w:t>
-      </w:r>
-      <w:r>
-        <w:t xml:space="preserve"> </w:t>
-      </w:r>
-      <w:r>
         <w:t xml:space="preserve">A business salary, often with a bonus tied to sales.</w:t>
       </w:r>
       <w:r>
@@ -737,15 +668,6 @@
         <w:t xml:space="preserve"> </w:t>
       </w:r>
       <w:r>
-        <w:rPr>
-          <w:rStyle w:val="TeacherNote"/>
-        </w:rPr>
-        <w:t xml:space="preserve">[update]</w:t>
-      </w:r>
-      <w:r>
-        <w:t xml:space="preserve"> </w:t>
-      </w:r>
-      <w:r>
         <w:t xml:space="preserve">Competitive, with long hours and weekends.</w:t>
       </w:r>
       <w:r>
@@ -848,15 +770,6 @@
         <w:t xml:space="preserve"> </w:t>
       </w:r>
       <w:r>
-        <w:rPr>
-          <w:rStyle w:val="TeacherNote"/>
-        </w:rPr>
-        <w:t xml:space="preserve">[update]</w:t>
-      </w:r>
-      <w:r>
-        <w:t xml:space="preserve"> </w:t>
-      </w:r>
-      <w:r>
         <w:t xml:space="preserve">Line cooks start low. An executive chef earns much more, after years.</w:t>
       </w:r>
       <w:r>
@@ -944,15 +857,6 @@
         <w:t xml:space="preserve"> </w:t>
       </w:r>
       <w:r>
-        <w:rPr>
-          <w:rStyle w:val="TeacherNote"/>
-        </w:rPr>
-        <w:t xml:space="preserve">[update]</w:t>
-      </w:r>
-      <w:r>
-        <w:t xml:space="preserve"> </w:t>
-      </w:r>
-      <w:r>
         <w:t xml:space="preserve">Production bakers start modestly; a skilled pastry position pays more.</w:t>
       </w:r>
       <w:r>
@@ -1040,15 +944,6 @@
         <w:t xml:space="preserve"> </w:t>
       </w:r>
       <w:r>
-        <w:rPr>
-          <w:rStyle w:val="TeacherNote"/>
-        </w:rPr>
-        <w:t xml:space="preserve">[update]</w:t>
-      </w:r>
-      <w:r>
-        <w:t xml:space="preserve"> </w:t>
-      </w:r>
-      <w:r>
         <w:t xml:space="preserve">It is a business, so it depends on how the business is run.</w:t>
       </w:r>
       <w:r>
@@ -1136,15 +1031,6 @@
         <w:t xml:space="preserve"> </w:t>
       </w:r>
       <w:r>
-        <w:rPr>
-          <w:rStyle w:val="TeacherNote"/>
-        </w:rPr>
-        <w:t xml:space="preserve">[update]</w:t>
-      </w:r>
-      <w:r>
-        <w:t xml:space="preserve"> </w:t>
-      </w:r>
-      <w:r>
         <w:t xml:space="preserve">A professional salary with benefits.</w:t>
       </w:r>
       <w:r>
@@ -1262,15 +1148,6 @@
         <w:t xml:space="preserve"> </w:t>
       </w:r>
       <w:r>
-        <w:rPr>
-          <w:rStyle w:val="TeacherNote"/>
-        </w:rPr>
-        <w:t xml:space="preserve">[update]</w:t>
-      </w:r>
-      <w:r>
-        <w:t xml:space="preserve"> </w:t>
-      </w:r>
-      <w:r>
         <w:t xml:space="preserve">Freelance and uneven, especially early.</w:t>
       </w:r>
       <w:r>
@@ -1353,15 +1230,6 @@
           <w:b/>
         </w:rPr>
         <w:t xml:space="preserve">Pay:</w:t>
-      </w:r>
-      <w:r>
-        <w:t xml:space="preserve"> </w:t>
-      </w:r>
-      <w:r>
-        <w:rPr>
-          <w:rStyle w:val="TeacherNote"/>
-        </w:rPr>
-        <w:t xml:space="preserve">[update]</w:t>
       </w:r>
       <w:r>
         <w:t xml:space="preserve"> </w:t>
@@ -2704,15 +2572,6 @@
       <w:r>
         <w:t xml:space="preserve">Circle every job on the career cards that exists within about 25 miles of this school. Use this page to help.</w:t>
       </w:r>
-      <w:r>
-        <w:t xml:space="preserve"> </w:t>
-      </w:r>
-      <w:r>
-        <w:rPr>
-          <w:b/>
-        </w:rPr>
-        <w:t xml:space="preserve">[Sal: correct and localize this page for your school’s actual neighborhood before printing. The items below are true of Long Island generally; the distances are yours to fill in.]</w:t>
-      </w:r>
     </w:p>
     <w:tbl>
       <w:tblPr>
@@ -2990,10 +2849,10 @@
               <w:rPr>
                 <w:b/>
               </w:rPr>
-              <w:t xml:space="preserve">The Suffolk County and Nassau County health departments</w:t>
-            </w:r>
-            <w:r>
-              <w:t xml:space="preserve">, which inspect every food business</w:t>
+              <w:t xml:space="preserve">The county health department</w:t>
+            </w:r>
+            <w:r>
+              <w:t xml:space="preserve">, which inspects every food business</w:t>
             </w:r>
           </w:p>
         </w:tc>
@@ -3020,7 +2879,7 @@
               <w:rPr>
                 <w:b/>
               </w:rPr>
-              <w:t xml:space="preserve">Cornell Cooperative Extension of Suffolk County</w:t>
+              <w:t xml:space="preserve">Cornell Cooperative Extension</w:t>
             </w:r>
             <w:r>
               <w:t xml:space="preserve">, which runs agriculture, marine, and nutrition programs and works with schools</w:t>
@@ -4026,15 +3885,6 @@
       <w:r>
         <w:t xml:space="preserve">On-the-job training: as soon as a student can legally work. In New York that means working papers for anyone under 18, issued through the school.</w:t>
       </w:r>
-      <w:r>
-        <w:t xml:space="preserve"> </w:t>
-      </w:r>
-      <w:r>
-        <w:rPr>
-          <w:rStyle w:val="TeacherNote"/>
-        </w:rPr>
-        <w:t xml:space="preserve">[Sal: confirm your school’s process and who signs.]</w:t>
-      </w:r>
     </w:p>
     <w:p>
       <w:pPr>
@@ -4047,15 +3897,6 @@
       <w:r>
         <w:t xml:space="preserve">ServSafe: a high school student can take it, and CTE programs offer it.</w:t>
       </w:r>
-      <w:r>
-        <w:t xml:space="preserve"> </w:t>
-      </w:r>
-      <w:r>
-        <w:rPr>
-          <w:rStyle w:val="TeacherNote"/>
-        </w:rPr>
-        <w:t xml:space="preserve">[Sal: confirm whether your school or the local BOCES can proctor, and what the exam costs.]</w:t>
-      </w:r>
     </w:p>
     <w:p>
       <w:pPr>
@@ -4068,15 +3909,6 @@
       <w:r>
         <w:t xml:space="preserve">Registered apprenticeship: generally 16 or older for most programs; some require 18 for food-industry placements.</w:t>
       </w:r>
-      <w:r>
-        <w:t xml:space="preserve"> </w:t>
-      </w:r>
-      <w:r>
-        <w:rPr>
-          <w:rStyle w:val="TeacherNote"/>
-        </w:rPr>
-        <w:t xml:space="preserve">[Sal: confirm with the NYS Department of Labor apprenticeship office.]</w:t>
-      </w:r>
     </w:p>
     <w:p>
       <w:pPr>
@@ -4213,15 +4045,6 @@
       <w:r>
         <w:t xml:space="preserve">How much food was thrown away in our own room or cafeteria.</w:t>
       </w:r>
-      <w:r>
-        <w:t xml:space="preserve"> </w:t>
-      </w:r>
-      <w:r>
-        <w:rPr>
-          <w:rStyle w:val="TeacherNote"/>
-        </w:rPr>
-        <w:t xml:space="preserve">[Sal: the number is on the wall from Lesson 6.3. Fill it in here after that lesson runs.]</w:t>
-      </w:r>
     </w:p>
     <w:p>
       <w:pPr>
@@ -4270,15 +4093,6 @@
       <w:r>
         <w:t xml:space="preserve">Baking powder already has both the base and the acid in it, so it works with any liquid. Baking soda needs an acid in the recipe (buttermilk, yogurt, vinegar, lemon) to react.</w:t>
       </w:r>
-      <w:r>
-        <w:t xml:space="preserve"> </w:t>
-      </w:r>
-      <w:r>
-        <w:rPr>
-          <w:rStyle w:val="TeacherNote"/>
-        </w:rPr>
-        <w:t xml:space="preserve">[Sal: the Topic 6.2 writer’s Lesson 6.7 is the authority on how this was taught; match the wording used there.]</w:t>
-      </w:r>
     </w:p>
     <w:p>
       <w:pPr>
@@ -4508,16 +4322,7 @@
         <w:t xml:space="preserve"> </w:t>
       </w:r>
       <w:r>
-        <w:t xml:space="preserve">per person from the class total of $77.50, or $2.70 at $75.50 after the fixes. Actual is whatever the receipt said.</w:t>
-      </w:r>
-      <w:r>
-        <w:t xml:space="preserve"> </w:t>
-      </w:r>
-      <w:r>
-        <w:rPr>
-          <w:rStyle w:val="TeacherNote"/>
-        </w:rPr>
-        <w:t xml:space="preserve">[Sal: fill in your real numbers.]</w:t>
+        <w:t xml:space="preserve">per person from the class total of $77.50, or $2.65 at $74.20 after the fixes. Actual is whatever the receipt said.</w:t>
       </w:r>
     </w:p>
     <w:p>
